--- a/rfe-response/Octet-RFE-Response-IOE8795688197.docx
+++ b/rfe-response/Octet-RFE-Response-IOE8795688197.docx
@@ -1142,7 +1142,38 @@
           <w:sz w:val="23"/>
           <w:szCs w:val="23"/>
         </w:rPr>
-        <w:t xml:space="preserve">F.  The specific records requested</w:t>
+        <w:t xml:space="preserve">F.  The pay records requested do not exist for this period, and the reason is documented</w:t>
+      </w:r>
+    </w:p>
+    <w:p>
+      <w:pPr>
+        <w:spacing w:after="160" w:line="276"/>
+      </w:pPr>
+      <w:r>
+        <w:rPr>
+          <w:rFonts w:ascii="Times New Roman" w:cs="Times New Roman" w:eastAsia="Times New Roman" w:hAnsi="Times New Roman"/>
+          <w:sz w:val="23"/>
+          <w:szCs w:val="23"/>
+        </w:rPr>
+        <w:t xml:space="preserve">Because no cash wages were disbursed to Mr. Devani between September 10, 2025 and November 10, 2025, pursuant to the Deferral Resolution, </w:t>
+      </w:r>
+      <w:r>
+        <w:rPr>
+          <w:rFonts w:ascii="Times New Roman" w:cs="Times New Roman" w:eastAsia="Times New Roman" w:hAnsi="Times New Roman"/>
+          <w:b/>
+          <w:bCs/>
+          <w:sz w:val="23"/>
+          <w:szCs w:val="23"/>
+        </w:rPr>
+        <w:t xml:space="preserve">no earnings statements, leave-and-earnings statements, or pay stubs were generated for those pay periods.</w:t>
+      </w:r>
+      <w:r>
+        <w:rPr>
+          <w:rFonts w:ascii="Times New Roman" w:cs="Times New Roman" w:eastAsia="Times New Roman" w:hAnsi="Times New Roman"/>
+          <w:sz w:val="23"/>
+          <w:szCs w:val="23"/>
+        </w:rPr>
+        <w:t xml:space="preserve"> The Petitioner states this plainly rather than submit records that do not exist. This fact is attested to under penalty of perjury in the declarations of [OFFICER / DIRECTOR NAME] (Exhibit [B]) and Mr. Devani (Exhibit [Q]).</w:t>
       </w:r>
     </w:p>
     <w:p>
@@ -1157,7 +1188,7 @@
           <w:sz w:val="23"/>
           <w:szCs w:val="23"/>
         </w:rPr>
-        <w:t xml:space="preserve">[Select the option below that is accurate and delete the others.]</w:t>
+        <w:t xml:space="preserve">[Select the payroll posture below that is accurate and delete the others.]</w:t>
       </w:r>
     </w:p>
     <w:p>
@@ -1177,15 +1208,15 @@
           <w:sz w:val="23"/>
           <w:szCs w:val="23"/>
         </w:rPr>
-        <w:t xml:space="preserve">[If pay statements exist for the window:]</w:t>
-      </w:r>
-      <w:r>
-        <w:rPr>
-          <w:rFonts w:ascii="Times New Roman" w:cs="Times New Roman" w:eastAsia="Times New Roman" w:hAnsi="Times New Roman"/>
-          <w:sz w:val="23"/>
-          <w:szCs w:val="23"/>
-        </w:rPr>
-        <w:t xml:space="preserve"> Enclosed at Exhibit [M] are Mr. Devani’s payroll statements for each pay period from September 10, 2025 through November 10, 2025. Consistent with the Deferral Resolution, these statements reflect [$0 / reduced] cash disbursement while showing his continued active employment and the accrual of compensation owed.</w:t>
+        <w:t xml:space="preserve">[If he remained enrolled with zero-dollar runs:]</w:t>
+      </w:r>
+      <w:r>
+        <w:rPr>
+          <w:rFonts w:ascii="Times New Roman" w:cs="Times New Roman" w:eastAsia="Times New Roman" w:hAnsi="Times New Roman"/>
+          <w:sz w:val="23"/>
+          <w:szCs w:val="23"/>
+        </w:rPr>
+        <w:t xml:space="preserve"> Mr. Devani remained an actively enrolled employee in Octet’s payroll system, [PAYROLL PROVIDER], throughout the RFE period. The enclosed payroll register and employee-status records (Exhibit [K]) show his active employment record and the zero-dollar disbursement for each pay period.</w:t>
       </w:r>
     </w:p>
     <w:p>
@@ -1205,15 +1236,15 @@
           <w:sz w:val="23"/>
           <w:szCs w:val="23"/>
         </w:rPr>
-        <w:t xml:space="preserve">[If no pay statements were generated:]</w:t>
-      </w:r>
-      <w:r>
-        <w:rPr>
-          <w:rFonts w:ascii="Times New Roman" w:cs="Times New Roman" w:eastAsia="Times New Roman" w:hAnsi="Times New Roman"/>
-          <w:sz w:val="23"/>
-          <w:szCs w:val="23"/>
-        </w:rPr>
-        <w:t xml:space="preserve"> Because no cash wages were disbursed to Mr. Devani during September 10, 2025 through November 10, 2025 pursuant to the Deferral Resolution, no earnings statements were generated for those pay periods. In place of statements that do not exist, the Petitioner submits the payroll register and employee-status records from [PAYROLL PROVIDER] for that period (Exhibit [K]), the accrued-compensation entries from the company’s books (Exhibit [J]), and the contemporaneous work evidence described above.</w:t>
+        <w:t xml:space="preserve">[If enrolled but no payroll runs were processed:]</w:t>
+      </w:r>
+      <w:r>
+        <w:rPr>
+          <w:rFonts w:ascii="Times New Roman" w:cs="Times New Roman" w:eastAsia="Times New Roman" w:hAnsi="Times New Roman"/>
+          <w:sz w:val="23"/>
+          <w:szCs w:val="23"/>
+        </w:rPr>
+        <w:t xml:space="preserve"> Mr. Devani remained an actively enrolled employee of record in Octet’s payroll system, [PAYROLL PROVIDER], throughout the RFE period. Because no disbursement was made, no payroll run was processed for him during those pay periods. The enclosed employee-status records (Exhibit [K]) show his continuous active enrollment and the dates of his most recent payroll runs before and after the deferral.</w:t>
       </w:r>
     </w:p>
     <w:p>
@@ -1233,15 +1264,15 @@
           <w:sz w:val="23"/>
           <w:szCs w:val="23"/>
         </w:rPr>
-        <w:t xml:space="preserve">[If some cash was paid:]</w:t>
-      </w:r>
-      <w:r>
-        <w:rPr>
-          <w:rFonts w:ascii="Times New Roman" w:cs="Times New Roman" w:eastAsia="Times New Roman" w:hAnsi="Times New Roman"/>
-          <w:sz w:val="23"/>
-          <w:szCs w:val="23"/>
-        </w:rPr>
-        <w:t xml:space="preserve"> Enclosed at Exhibit [M] are pay statements reflecting the $[AMOUNT] in cash compensation actually disbursed to Mr. Devani during the RFE period, the balance having been deferred under the Deferral Resolution.</w:t>
+        <w:t xml:space="preserve">[If payroll was suspended entirely:]</w:t>
+      </w:r>
+      <w:r>
+        <w:rPr>
+          <w:rFonts w:ascii="Times New Roman" w:cs="Times New Roman" w:eastAsia="Times New Roman" w:hAnsi="Times New Roman"/>
+          <w:sz w:val="23"/>
+          <w:szCs w:val="23"/>
+        </w:rPr>
+        <w:t xml:space="preserve"> Octet suspended payroll processing [entirely / for its executive team] from [DATE] to [DATE] as part of the cash-conservation measures adopted by the Board. Exhibit [V] documents that suspension and its reinstatement on [DATE]. Mr. Devani’s employment continued throughout; only the payroll disbursement was suspended.</w:t>
       </w:r>
     </w:p>
     <w:p>
@@ -1254,7 +1285,7 @@
           <w:sz w:val="23"/>
           <w:szCs w:val="23"/>
         </w:rPr>
-        <w:t xml:space="preserve">The Petitioner also encloses </w:t>
+        <w:t xml:space="preserve">Related tax records follow from the same fact and are enclosed so that the record is complete: </w:t>
       </w:r>
       <w:r>
         <w:rPr>
@@ -1272,43 +1303,25 @@
           <w:sz w:val="23"/>
           <w:szCs w:val="23"/>
         </w:rPr>
-        <w:t xml:space="preserve"> and </w:t>
-      </w:r>
-      <w:r>
-        <w:rPr>
-          <w:rFonts w:ascii="Times New Roman" w:cs="Times New Roman" w:eastAsia="Times New Roman" w:hAnsi="Times New Roman"/>
-          <w:b/>
-          <w:bCs/>
-          <w:sz w:val="23"/>
-          <w:szCs w:val="23"/>
-        </w:rPr>
-        <w:t xml:space="preserve">IRS Form 941 quarterly returns for Q3 and Q4 2025</w:t>
-      </w:r>
-      <w:r>
-        <w:rPr>
-          <w:rFonts w:ascii="Times New Roman" w:cs="Times New Roman" w:eastAsia="Times New Roman" w:hAnsi="Times New Roman"/>
-          <w:sz w:val="23"/>
-          <w:szCs w:val="23"/>
-        </w:rPr>
-        <w:t xml:space="preserve"> (Exhibit [N]), and [IF APPLICABLE] </w:t>
-      </w:r>
-      <w:r>
-        <w:rPr>
-          <w:rFonts w:ascii="Times New Roman" w:cs="Times New Roman" w:eastAsia="Times New Roman" w:hAnsi="Times New Roman"/>
-          <w:b/>
-          <w:bCs/>
-          <w:sz w:val="23"/>
-          <w:szCs w:val="23"/>
-        </w:rPr>
-        <w:t xml:space="preserve">evidence of subsequent payment of deferred amounts</w:t>
-      </w:r>
-      <w:r>
-        <w:rPr>
-          <w:rFonts w:ascii="Times New Roman" w:cs="Times New Roman" w:eastAsia="Times New Roman" w:hAnsi="Times New Roman"/>
-          <w:sz w:val="23"/>
-          <w:szCs w:val="23"/>
-        </w:rPr>
-        <w:t xml:space="preserve"> (Exhibit [O]).</w:t>
+        <w:t xml:space="preserve"> (Exhibit [N]) reports $[AMOUNT] in wages paid [/ no wages were reported for the deferral months because none were disbursed], and </w:t>
+      </w:r>
+      <w:r>
+        <w:rPr>
+          <w:rFonts w:ascii="Times New Roman" w:cs="Times New Roman" w:eastAsia="Times New Roman" w:hAnsi="Times New Roman"/>
+          <w:b/>
+          <w:bCs/>
+          <w:sz w:val="23"/>
+          <w:szCs w:val="23"/>
+        </w:rPr>
+        <w:t xml:space="preserve">IRS Forms 941 for Q3 and Q4 2025</w:t>
+      </w:r>
+      <w:r>
+        <w:rPr>
+          <w:rFonts w:ascii="Times New Roman" w:cs="Times New Roman" w:eastAsia="Times New Roman" w:hAnsi="Times New Roman"/>
+          <w:sz w:val="23"/>
+          <w:szCs w:val="23"/>
+        </w:rPr>
+        <w:t xml:space="preserve"> (Exhibit [N]) reflect the company’s wage reporting for those quarters. [IF ANY DEFERRED AMOUNT HAS SINCE BEEN PAID: Exhibit [O] evidences payment of $[AMOUNT] of the deferred balance on [DATE], confirming that the accrued obligation was real and has been honored.]</w:t>
       </w:r>
     </w:p>
     <w:p>
@@ -1321,26 +1334,10 @@
           <w:rFonts w:ascii="Times New Roman" w:cs="Times New Roman" w:eastAsia="Times New Roman" w:hAnsi="Times New Roman"/>
           <w:b/>
           <w:bCs/>
-          <w:sz w:val="24"/>
-          <w:szCs w:val="24"/>
-        </w:rPr>
-        <w:t xml:space="preserve">III.  Legal Argument: Deferred Cash Compensation Does Not Affect Maintenance of O-1 Status</w:t>
-      </w:r>
-    </w:p>
-    <w:p>
-      <w:pPr>
-        <w:keepNext/>
-        <w:spacing w:after="160" w:before="320"/>
-      </w:pPr>
-      <w:r>
-        <w:rPr>
-          <w:rFonts w:ascii="Times New Roman" w:cs="Times New Roman" w:eastAsia="Times New Roman" w:hAnsi="Times New Roman"/>
-          <w:b/>
-          <w:bCs/>
-          <w:sz w:val="23"/>
-          <w:szCs w:val="23"/>
-        </w:rPr>
-        <w:t xml:space="preserve">A.  The elements of maintaining O-1 status do not include receipt of cash wages</w:t>
+          <w:sz w:val="23"/>
+          <w:szCs w:val="23"/>
+        </w:rPr>
+        <w:t xml:space="preserve">G.  Evidence submitted in place of the requested pay records</w:t>
       </w:r>
     </w:p>
     <w:p>
@@ -1353,7 +1350,22 @@
           <w:sz w:val="23"/>
           <w:szCs w:val="23"/>
         </w:rPr>
-        <w:t xml:space="preserve">An O-1 nonimmigrant maintains status by remaining within the terms and conditions of the classification in which he was admitted. See INA § 237(a)(1)(C)(i), 8 U.S.C. § 1227(a)(1)(C)(i). For an O-1 beneficiary those terms are:</w:t>
+        <w:t xml:space="preserve">Because the requested records do not exist, the Petitioner submits the following in their place, as the RFE expressly permits. Each item is contemporaneous with the RFE period and, with the exception of the declarations, was generated by a third party or in the ordinary course of the company’s business.</w:t>
+      </w:r>
+    </w:p>
+    <w:p>
+      <w:pPr>
+        <w:spacing w:after="100" w:line="276"/>
+      </w:pPr>
+      <w:r>
+        <w:rPr>
+          <w:rFonts w:ascii="Times New Roman" w:cs="Times New Roman" w:eastAsia="Times New Roman" w:hAnsi="Times New Roman"/>
+          <w:i/>
+          <w:iCs/>
+          <w:sz w:val="23"/>
+          <w:szCs w:val="23"/>
+        </w:rPr>
+        <w:t xml:space="preserve">Records showing the employment relationship existed during the RFE period:</w:t>
       </w:r>
     </w:p>
     <w:p>
@@ -1373,15 +1385,15 @@
           <w:sz w:val="23"/>
           <w:szCs w:val="23"/>
         </w:rPr>
-        <w:t xml:space="preserve">Employment only by the petitioning employer.</w:t>
-      </w:r>
-      <w:r>
-        <w:rPr>
-          <w:rFonts w:ascii="Times New Roman" w:cs="Times New Roman" w:eastAsia="Times New Roman" w:hAnsi="Times New Roman"/>
-          <w:sz w:val="23"/>
-          <w:szCs w:val="23"/>
-        </w:rPr>
-        <w:t xml:space="preserve"> “An alien in this status may be employed only by the petitioner through whom the status was obtained.” 8 C.F.R. § 274a.12(b)(13).</w:t>
+        <w:t xml:space="preserve">Employer-paid health insurance.</w:t>
+      </w:r>
+      <w:r>
+        <w:rPr>
+          <w:rFonts w:ascii="Times New Roman" w:cs="Times New Roman" w:eastAsia="Times New Roman" w:hAnsi="Times New Roman"/>
+          <w:sz w:val="23"/>
+          <w:szCs w:val="23"/>
+        </w:rPr>
+        <w:t xml:space="preserve"> Enrollment confirmation and carrier invoices showing that Octet paid premiums for Mr. Devani’s coverage in September, October, and November 2025 (Exhibit [L]). Group coverage of this kind is available only to active employees, and the premiums are economic consideration conferred by the employer for his service.</w:t>
       </w:r>
     </w:p>
     <w:p>
@@ -1401,33 +1413,15 @@
           <w:sz w:val="23"/>
           <w:szCs w:val="23"/>
         </w:rPr>
-        <w:t xml:space="preserve">Employment only in the approved capacity and activity.</w:t>
-      </w:r>
-      <w:r>
-        <w:rPr>
-          <w:rFonts w:ascii="Times New Roman" w:cs="Times New Roman" w:eastAsia="Times New Roman" w:hAnsi="Times New Roman"/>
-          <w:sz w:val="23"/>
-          <w:szCs w:val="23"/>
-        </w:rPr>
-        <w:t xml:space="preserve"> 8 C.F.R. § 214.2(o)(8)(iii)(A)(1) makes revocation appropriate where “[t]he beneficiary is no longer employed by the petitioner </w:t>
-      </w:r>
-      <w:r>
-        <w:rPr>
-          <w:rFonts w:ascii="Times New Roman" w:cs="Times New Roman" w:eastAsia="Times New Roman" w:hAnsi="Times New Roman"/>
-          <w:b/>
-          <w:bCs/>
-          <w:sz w:val="23"/>
-          <w:szCs w:val="23"/>
-        </w:rPr>
-        <w:t xml:space="preserve">in the capacity specified in the petition</w:t>
-      </w:r>
-      <w:r>
-        <w:rPr>
-          <w:rFonts w:ascii="Times New Roman" w:cs="Times New Roman" w:eastAsia="Times New Roman" w:hAnsi="Times New Roman"/>
-          <w:sz w:val="23"/>
-          <w:szCs w:val="23"/>
-        </w:rPr>
-        <w:t xml:space="preserve">.”</w:t>
+        <w:t xml:space="preserve">Payroll-platform employee record</w:t>
+      </w:r>
+      <w:r>
+        <w:rPr>
+          <w:rFonts w:ascii="Times New Roman" w:cs="Times New Roman" w:eastAsia="Times New Roman" w:hAnsi="Times New Roman"/>
+          <w:sz w:val="23"/>
+          <w:szCs w:val="23"/>
+        </w:rPr>
+        <w:t xml:space="preserve"> showing continuous active enrollment (Exhibit [K]).</w:t>
       </w:r>
     </w:p>
     <w:p>
@@ -1447,15 +1441,30 @@
           <w:sz w:val="23"/>
           <w:szCs w:val="23"/>
         </w:rPr>
-        <w:t xml:space="preserve">Employment only during the petition validity period.</w:t>
-      </w:r>
-      <w:r>
-        <w:rPr>
-          <w:rFonts w:ascii="Times New Roman" w:cs="Times New Roman" w:eastAsia="Times New Roman" w:hAnsi="Times New Roman"/>
-          <w:sz w:val="23"/>
-          <w:szCs w:val="23"/>
-        </w:rPr>
-        <w:t xml:space="preserve"> “The beneficiary may only engage in employment during the validity period of the petition.” 8 C.F.R. § 214.2(o)(10).</w:t>
+        <w:t xml:space="preserve">Corporate filings and authority records</w:t>
+      </w:r>
+      <w:r>
+        <w:rPr>
+          <w:rFonts w:ascii="Times New Roman" w:cs="Times New Roman" w:eastAsia="Times New Roman" w:hAnsi="Times New Roman"/>
+          <w:sz w:val="23"/>
+          <w:szCs w:val="23"/>
+        </w:rPr>
+        <w:t xml:space="preserve"> identifying Mr. Devani as Octet’s Chief Executive Officer during the period — [STATE] annual/biennial report filed [DATE], corporate banking signature authority, and [D&amp;O POLICY / OTHER] (Exhibits [S], [T]).</w:t>
+      </w:r>
+    </w:p>
+    <w:p>
+      <w:pPr>
+        <w:spacing w:after="100" w:line="276"/>
+      </w:pPr>
+      <w:r>
+        <w:rPr>
+          <w:rFonts w:ascii="Times New Roman" w:cs="Times New Roman" w:eastAsia="Times New Roman" w:hAnsi="Times New Roman"/>
+          <w:i/>
+          <w:iCs/>
+          <w:sz w:val="23"/>
+          <w:szCs w:val="23"/>
+        </w:rPr>
+        <w:t xml:space="preserve">Records showing the compensation was earned and remains owed:</w:t>
       </w:r>
     </w:p>
     <w:p>
@@ -1470,6 +1479,426 @@
       <w:r>
         <w:rPr>
           <w:rFonts w:ascii="Times New Roman" w:cs="Times New Roman" w:eastAsia="Times New Roman" w:hAnsi="Times New Roman"/>
+          <w:sz w:val="23"/>
+          <w:szCs w:val="23"/>
+        </w:rPr>
+        <w:t xml:space="preserve">The </w:t>
+      </w:r>
+      <w:r>
+        <w:rPr>
+          <w:rFonts w:ascii="Times New Roman" w:cs="Times New Roman" w:eastAsia="Times New Roman" w:hAnsi="Times New Roman"/>
+          <w:b/>
+          <w:bCs/>
+          <w:sz w:val="23"/>
+          <w:szCs w:val="23"/>
+        </w:rPr>
+        <w:t xml:space="preserve">Deferral Resolution</w:t>
+      </w:r>
+      <w:r>
+        <w:rPr>
+          <w:rFonts w:ascii="Times New Roman" w:cs="Times New Roman" w:eastAsia="Times New Roman" w:hAnsi="Times New Roman"/>
+          <w:sz w:val="23"/>
+          <w:szCs w:val="23"/>
+        </w:rPr>
+        <w:t xml:space="preserve"> and Mr. Devani’s </w:t>
+      </w:r>
+      <w:r>
+        <w:rPr>
+          <w:rFonts w:ascii="Times New Roman" w:cs="Times New Roman" w:eastAsia="Times New Roman" w:hAnsi="Times New Roman"/>
+          <w:b/>
+          <w:bCs/>
+          <w:sz w:val="23"/>
+          <w:szCs w:val="23"/>
+        </w:rPr>
+        <w:t xml:space="preserve">employment agreement</w:t>
+      </w:r>
+      <w:r>
+        <w:rPr>
+          <w:rFonts w:ascii="Times New Roman" w:cs="Times New Roman" w:eastAsia="Times New Roman" w:hAnsi="Times New Roman"/>
+          <w:sz w:val="23"/>
+          <w:szCs w:val="23"/>
+        </w:rPr>
+        <w:t xml:space="preserve"> (Exhibits [A], [P]).</w:t>
+      </w:r>
+    </w:p>
+    <w:p>
+      <w:pPr>
+        <w:pStyle w:val="ListParagraph"/>
+        <w:numPr>
+          <w:ilvl w:val="0"/>
+          <w:numId w:val="3"/>
+        </w:numPr>
+        <w:spacing w:after="120" w:line="276"/>
+      </w:pPr>
+      <w:r>
+        <w:rPr>
+          <w:rFonts w:ascii="Times New Roman" w:cs="Times New Roman" w:eastAsia="Times New Roman" w:hAnsi="Times New Roman"/>
+          <w:b/>
+          <w:bCs/>
+          <w:sz w:val="23"/>
+          <w:szCs w:val="23"/>
+        </w:rPr>
+        <w:t xml:space="preserve">Accrued-compensation entries and financial statements</w:t>
+      </w:r>
+      <w:r>
+        <w:rPr>
+          <w:rFonts w:ascii="Times New Roman" w:cs="Times New Roman" w:eastAsia="Times New Roman" w:hAnsi="Times New Roman"/>
+          <w:sz w:val="23"/>
+          <w:szCs w:val="23"/>
+        </w:rPr>
+        <w:t xml:space="preserve"> for the periods covering September–November 2025, with a confirming letter from Octet’s [CPA / BOOKKEEPER] (Exhibits [J], [U]).</w:t>
+      </w:r>
+    </w:p>
+    <w:p>
+      <w:pPr>
+        <w:spacing w:after="100" w:line="276"/>
+      </w:pPr>
+      <w:r>
+        <w:rPr>
+          <w:rFonts w:ascii="Times New Roman" w:cs="Times New Roman" w:eastAsia="Times New Roman" w:hAnsi="Times New Roman"/>
+          <w:i/>
+          <w:iCs/>
+          <w:sz w:val="23"/>
+          <w:szCs w:val="23"/>
+        </w:rPr>
+        <w:t xml:space="preserve">Records showing the services were actually performed:</w:t>
+      </w:r>
+    </w:p>
+    <w:p>
+      <w:pPr>
+        <w:pStyle w:val="ListParagraph"/>
+        <w:numPr>
+          <w:ilvl w:val="0"/>
+          <w:numId w:val="3"/>
+        </w:numPr>
+        <w:spacing w:after="120" w:line="276"/>
+      </w:pPr>
+      <w:r>
+        <w:rPr>
+          <w:rFonts w:ascii="Times New Roman" w:cs="Times New Roman" w:eastAsia="Times New Roman" w:hAnsi="Times New Roman"/>
+          <w:b/>
+          <w:bCs/>
+          <w:sz w:val="23"/>
+          <w:szCs w:val="23"/>
+        </w:rPr>
+        <w:t xml:space="preserve">Board minutes</w:t>
+      </w:r>
+      <w:r>
+        <w:rPr>
+          <w:rFonts w:ascii="Times New Roman" w:cs="Times New Roman" w:eastAsia="Times New Roman" w:hAnsi="Times New Roman"/>
+          <w:sz w:val="23"/>
+          <w:szCs w:val="23"/>
+        </w:rPr>
+        <w:t xml:space="preserve">, </w:t>
+      </w:r>
+      <w:r>
+        <w:rPr>
+          <w:rFonts w:ascii="Times New Roman" w:cs="Times New Roman" w:eastAsia="Times New Roman" w:hAnsi="Times New Roman"/>
+          <w:b/>
+          <w:bCs/>
+          <w:sz w:val="23"/>
+          <w:szCs w:val="23"/>
+        </w:rPr>
+        <w:t xml:space="preserve">executed financing documents</w:t>
+      </w:r>
+      <w:r>
+        <w:rPr>
+          <w:rFonts w:ascii="Times New Roman" w:cs="Times New Roman" w:eastAsia="Times New Roman" w:hAnsi="Times New Roman"/>
+          <w:sz w:val="23"/>
+          <w:szCs w:val="23"/>
+        </w:rPr>
+        <w:t xml:space="preserve">, </w:t>
+      </w:r>
+      <w:r>
+        <w:rPr>
+          <w:rFonts w:ascii="Times New Roman" w:cs="Times New Roman" w:eastAsia="Times New Roman" w:hAnsi="Times New Roman"/>
+          <w:b/>
+          <w:bCs/>
+          <w:sz w:val="23"/>
+          <w:szCs w:val="23"/>
+        </w:rPr>
+        <w:t xml:space="preserve">commercial agreements signed by Mr. Devani as CEO</w:t>
+      </w:r>
+      <w:r>
+        <w:rPr>
+          <w:rFonts w:ascii="Times New Roman" w:cs="Times New Roman" w:eastAsia="Times New Roman" w:hAnsi="Times New Roman"/>
+          <w:sz w:val="23"/>
+          <w:szCs w:val="23"/>
+        </w:rPr>
+        <w:t xml:space="preserve">, </w:t>
+      </w:r>
+      <w:r>
+        <w:rPr>
+          <w:rFonts w:ascii="Times New Roman" w:cs="Times New Roman" w:eastAsia="Times New Roman" w:hAnsi="Times New Roman"/>
+          <w:b/>
+          <w:bCs/>
+          <w:sz w:val="23"/>
+          <w:szCs w:val="23"/>
+        </w:rPr>
+        <w:t xml:space="preserve">dated investor correspondence</w:t>
+      </w:r>
+      <w:r>
+        <w:rPr>
+          <w:rFonts w:ascii="Times New Roman" w:cs="Times New Roman" w:eastAsia="Times New Roman" w:hAnsi="Times New Roman"/>
+          <w:sz w:val="23"/>
+          <w:szCs w:val="23"/>
+        </w:rPr>
+        <w:t xml:space="preserve">, and </w:t>
+      </w:r>
+      <w:r>
+        <w:rPr>
+          <w:rFonts w:ascii="Times New Roman" w:cs="Times New Roman" w:eastAsia="Times New Roman" w:hAnsi="Times New Roman"/>
+          <w:b/>
+          <w:bCs/>
+          <w:sz w:val="23"/>
+          <w:szCs w:val="23"/>
+        </w:rPr>
+        <w:t xml:space="preserve">third-party materials identifying him as Octet’s CEO</w:t>
+      </w:r>
+      <w:r>
+        <w:rPr>
+          <w:rFonts w:ascii="Times New Roman" w:cs="Times New Roman" w:eastAsia="Times New Roman" w:hAnsi="Times New Roman"/>
+          <w:sz w:val="23"/>
+          <w:szCs w:val="23"/>
+        </w:rPr>
+        <w:t xml:space="preserve"> — all dated within the RFE period (Exhibits [C]–[I]).</w:t>
+      </w:r>
+    </w:p>
+    <w:p>
+      <w:pPr>
+        <w:spacing w:after="100" w:line="276"/>
+      </w:pPr>
+      <w:r>
+        <w:rPr>
+          <w:rFonts w:ascii="Times New Roman" w:cs="Times New Roman" w:eastAsia="Times New Roman" w:hAnsi="Times New Roman"/>
+          <w:i/>
+          <w:iCs/>
+          <w:sz w:val="23"/>
+          <w:szCs w:val="23"/>
+        </w:rPr>
+        <w:t xml:space="preserve">Records showing the pattern before and after the deferral:</w:t>
+      </w:r>
+    </w:p>
+    <w:p>
+      <w:pPr>
+        <w:pStyle w:val="ListParagraph"/>
+        <w:numPr>
+          <w:ilvl w:val="0"/>
+          <w:numId w:val="3"/>
+        </w:numPr>
+        <w:spacing w:after="120" w:line="276"/>
+      </w:pPr>
+      <w:r>
+        <w:rPr>
+          <w:rFonts w:ascii="Times New Roman" w:cs="Times New Roman" w:eastAsia="Times New Roman" w:hAnsi="Times New Roman"/>
+          <w:b/>
+          <w:bCs/>
+          <w:sz w:val="23"/>
+          <w:szCs w:val="23"/>
+        </w:rPr>
+        <w:t xml:space="preserve">Payroll and pay records from the periods immediately before the deferral began and after it ended</w:t>
+      </w:r>
+      <w:r>
+        <w:rPr>
+          <w:rFonts w:ascii="Times New Roman" w:cs="Times New Roman" w:eastAsia="Times New Roman" w:hAnsi="Times New Roman"/>
+          <w:sz w:val="23"/>
+          <w:szCs w:val="23"/>
+        </w:rPr>
+        <w:t xml:space="preserve"> (Exhibit [R]), showing that Mr. Devani was paid a regular salary as CEO before the deferral [and has been paid again since [DATE]]. The deferral was a defined interruption in disbursement within a continuous employment relationship, not the absence of one.</w:t>
+      </w:r>
+    </w:p>
+    <w:p>
+      <w:pPr>
+        <w:spacing w:after="100" w:line="276"/>
+      </w:pPr>
+      <w:r>
+        <w:rPr>
+          <w:rFonts w:ascii="Times New Roman" w:cs="Times New Roman" w:eastAsia="Times New Roman" w:hAnsi="Times New Roman"/>
+          <w:i/>
+          <w:iCs/>
+          <w:sz w:val="23"/>
+          <w:szCs w:val="23"/>
+        </w:rPr>
+        <w:t xml:space="preserve">Sworn testimony:</w:t>
+      </w:r>
+    </w:p>
+    <w:p>
+      <w:pPr>
+        <w:pStyle w:val="ListParagraph"/>
+        <w:numPr>
+          <w:ilvl w:val="0"/>
+          <w:numId w:val="3"/>
+        </w:numPr>
+        <w:spacing w:after="120" w:line="276"/>
+      </w:pPr>
+      <w:r>
+        <w:rPr>
+          <w:rFonts w:ascii="Times New Roman" w:cs="Times New Roman" w:eastAsia="Times New Roman" w:hAnsi="Times New Roman"/>
+          <w:sz w:val="23"/>
+          <w:szCs w:val="23"/>
+        </w:rPr>
+        <w:t xml:space="preserve">Declarations of [OFFICER / DIRECTOR NAME] (Exhibit [B]) and Mr. Devani (Exhibit [Q]).</w:t>
+      </w:r>
+    </w:p>
+    <w:p>
+      <w:pPr>
+        <w:keepNext/>
+        <w:spacing w:after="160" w:before="320"/>
+      </w:pPr>
+      <w:r>
+        <w:rPr>
+          <w:rFonts w:ascii="Times New Roman" w:cs="Times New Roman" w:eastAsia="Times New Roman" w:hAnsi="Times New Roman"/>
+          <w:b/>
+          <w:bCs/>
+          <w:sz w:val="24"/>
+          <w:szCs w:val="24"/>
+        </w:rPr>
+        <w:t xml:space="preserve">III.  Legal Argument: Deferred Cash Compensation Does Not Affect Maintenance of O-1 Status</w:t>
+      </w:r>
+    </w:p>
+    <w:p>
+      <w:pPr>
+        <w:keepNext/>
+        <w:spacing w:after="160" w:before="320"/>
+      </w:pPr>
+      <w:r>
+        <w:rPr>
+          <w:rFonts w:ascii="Times New Roman" w:cs="Times New Roman" w:eastAsia="Times New Roman" w:hAnsi="Times New Roman"/>
+          <w:b/>
+          <w:bCs/>
+          <w:sz w:val="23"/>
+          <w:szCs w:val="23"/>
+        </w:rPr>
+        <w:t xml:space="preserve">A.  The elements of maintaining O-1 status do not include receipt of cash wages</w:t>
+      </w:r>
+    </w:p>
+    <w:p>
+      <w:pPr>
+        <w:spacing w:after="160" w:line="276"/>
+      </w:pPr>
+      <w:r>
+        <w:rPr>
+          <w:rFonts w:ascii="Times New Roman" w:cs="Times New Roman" w:eastAsia="Times New Roman" w:hAnsi="Times New Roman"/>
+          <w:sz w:val="23"/>
+          <w:szCs w:val="23"/>
+        </w:rPr>
+        <w:t xml:space="preserve">An O-1 nonimmigrant maintains status by remaining within the terms and conditions of the classification in which he was admitted. See INA § 237(a)(1)(C)(i), 8 U.S.C. § 1227(a)(1)(C)(i). For an O-1 beneficiary those terms are:</w:t>
+      </w:r>
+    </w:p>
+    <w:p>
+      <w:pPr>
+        <w:pStyle w:val="ListParagraph"/>
+        <w:numPr>
+          <w:ilvl w:val="0"/>
+          <w:numId w:val="4"/>
+        </w:numPr>
+        <w:spacing w:after="120" w:line="276"/>
+      </w:pPr>
+      <w:r>
+        <w:rPr>
+          <w:rFonts w:ascii="Times New Roman" w:cs="Times New Roman" w:eastAsia="Times New Roman" w:hAnsi="Times New Roman"/>
+          <w:b/>
+          <w:bCs/>
+          <w:sz w:val="23"/>
+          <w:szCs w:val="23"/>
+        </w:rPr>
+        <w:t xml:space="preserve">Employment only by the petitioning employer.</w:t>
+      </w:r>
+      <w:r>
+        <w:rPr>
+          <w:rFonts w:ascii="Times New Roman" w:cs="Times New Roman" w:eastAsia="Times New Roman" w:hAnsi="Times New Roman"/>
+          <w:sz w:val="23"/>
+          <w:szCs w:val="23"/>
+        </w:rPr>
+        <w:t xml:space="preserve"> “An alien in this status may be employed only by the petitioner through whom the status was obtained.” 8 C.F.R. § 274a.12(b)(13).</w:t>
+      </w:r>
+    </w:p>
+    <w:p>
+      <w:pPr>
+        <w:pStyle w:val="ListParagraph"/>
+        <w:numPr>
+          <w:ilvl w:val="0"/>
+          <w:numId w:val="4"/>
+        </w:numPr>
+        <w:spacing w:after="120" w:line="276"/>
+      </w:pPr>
+      <w:r>
+        <w:rPr>
+          <w:rFonts w:ascii="Times New Roman" w:cs="Times New Roman" w:eastAsia="Times New Roman" w:hAnsi="Times New Roman"/>
+          <w:b/>
+          <w:bCs/>
+          <w:sz w:val="23"/>
+          <w:szCs w:val="23"/>
+        </w:rPr>
+        <w:t xml:space="preserve">Employment only in the approved capacity and activity.</w:t>
+      </w:r>
+      <w:r>
+        <w:rPr>
+          <w:rFonts w:ascii="Times New Roman" w:cs="Times New Roman" w:eastAsia="Times New Roman" w:hAnsi="Times New Roman"/>
+          <w:sz w:val="23"/>
+          <w:szCs w:val="23"/>
+        </w:rPr>
+        <w:t xml:space="preserve"> 8 C.F.R. § 214.2(o)(8)(iii)(A)(1) makes revocation appropriate where “[t]he beneficiary is no longer employed by the petitioner </w:t>
+      </w:r>
+      <w:r>
+        <w:rPr>
+          <w:rFonts w:ascii="Times New Roman" w:cs="Times New Roman" w:eastAsia="Times New Roman" w:hAnsi="Times New Roman"/>
+          <w:b/>
+          <w:bCs/>
+          <w:sz w:val="23"/>
+          <w:szCs w:val="23"/>
+        </w:rPr>
+        <w:t xml:space="preserve">in the capacity specified in the petition</w:t>
+      </w:r>
+      <w:r>
+        <w:rPr>
+          <w:rFonts w:ascii="Times New Roman" w:cs="Times New Roman" w:eastAsia="Times New Roman" w:hAnsi="Times New Roman"/>
+          <w:sz w:val="23"/>
+          <w:szCs w:val="23"/>
+        </w:rPr>
+        <w:t xml:space="preserve">.”</w:t>
+      </w:r>
+    </w:p>
+    <w:p>
+      <w:pPr>
+        <w:pStyle w:val="ListParagraph"/>
+        <w:numPr>
+          <w:ilvl w:val="0"/>
+          <w:numId w:val="4"/>
+        </w:numPr>
+        <w:spacing w:after="120" w:line="276"/>
+      </w:pPr>
+      <w:r>
+        <w:rPr>
+          <w:rFonts w:ascii="Times New Roman" w:cs="Times New Roman" w:eastAsia="Times New Roman" w:hAnsi="Times New Roman"/>
+          <w:b/>
+          <w:bCs/>
+          <w:sz w:val="23"/>
+          <w:szCs w:val="23"/>
+        </w:rPr>
+        <w:t xml:space="preserve">Employment only during the petition validity period.</w:t>
+      </w:r>
+      <w:r>
+        <w:rPr>
+          <w:rFonts w:ascii="Times New Roman" w:cs="Times New Roman" w:eastAsia="Times New Roman" w:hAnsi="Times New Roman"/>
+          <w:sz w:val="23"/>
+          <w:szCs w:val="23"/>
+        </w:rPr>
+        <w:t xml:space="preserve"> “The beneficiary may only engage in employment during the validity period of the petition.” 8 C.F.R. § 214.2(o)(10).</w:t>
+      </w:r>
+    </w:p>
+    <w:p>
+      <w:pPr>
+        <w:pStyle w:val="ListParagraph"/>
+        <w:numPr>
+          <w:ilvl w:val="0"/>
+          <w:numId w:val="4"/>
+        </w:numPr>
+        <w:spacing w:after="120" w:line="276"/>
+      </w:pPr>
+      <w:r>
+        <w:rPr>
+          <w:rFonts w:ascii="Times New Roman" w:cs="Times New Roman" w:eastAsia="Times New Roman" w:hAnsi="Times New Roman"/>
           <w:b/>
           <w:bCs/>
           <w:sz w:val="23"/>
@@ -1921,6 +2350,53 @@
           <w:szCs w:val="23"/>
         </w:rPr>
         <w:t xml:space="preserve"> Mr. Devani was working: the compensation accrued precisely because he continued to render services as CEO. A reading that treated deferral as a status violation would penalize the beneficiary for the very work the petition describes, and would find no support in the statute, the regulations, or USCIS guidance.</w:t>
+      </w:r>
+    </w:p>
+    <w:p>
+      <w:pPr>
+        <w:keepNext/>
+        <w:spacing w:after="160" w:before="320"/>
+      </w:pPr>
+      <w:r>
+        <w:rPr>
+          <w:rFonts w:ascii="Times New Roman" w:cs="Times New Roman" w:eastAsia="Times New Roman" w:hAnsi="Times New Roman"/>
+          <w:b/>
+          <w:bCs/>
+          <w:sz w:val="23"/>
+          <w:szCs w:val="23"/>
+        </w:rPr>
+        <w:t xml:space="preserve">F.  The absence of pay statements is a consequence of the deferral, not evidence that the employment lapsed</w:t>
+      </w:r>
+    </w:p>
+    <w:p>
+      <w:pPr>
+        <w:spacing w:after="160" w:line="276"/>
+      </w:pPr>
+      <w:r>
+        <w:rPr>
+          <w:rFonts w:ascii="Times New Roman" w:cs="Times New Roman" w:eastAsia="Times New Roman" w:hAnsi="Times New Roman"/>
+          <w:sz w:val="23"/>
+          <w:szCs w:val="23"/>
+        </w:rPr>
+        <w:t xml:space="preserve">A pay statement is a record generated by the act of disbursement. Where, as here, disbursement was deliberately deferred by action of the Board, no such record comes into existence. The absence of pay statements for September 10 – November 10, 2025 is therefore </w:t>
+      </w:r>
+      <w:r>
+        <w:rPr>
+          <w:rFonts w:ascii="Times New Roman" w:cs="Times New Roman" w:eastAsia="Times New Roman" w:hAnsi="Times New Roman"/>
+          <w:b/>
+          <w:bCs/>
+          <w:sz w:val="23"/>
+          <w:szCs w:val="23"/>
+        </w:rPr>
+        <w:t xml:space="preserve">fully explained by the documented corporate action</w:t>
+      </w:r>
+      <w:r>
+        <w:rPr>
+          <w:rFonts w:ascii="Times New Roman" w:cs="Times New Roman" w:eastAsia="Times New Roman" w:hAnsi="Times New Roman"/>
+          <w:sz w:val="23"/>
+          <w:szCs w:val="23"/>
+        </w:rPr>
+        <w:t xml:space="preserve"> at Exhibit [A], and is not probative of whether Mr. Devani performed services for Octet during that period. The question the regulations pose — whether the beneficiary continued to work for the petitioner in the capacity specified in the petition, 8 C.F.R. §§ 274a.12(b)(13), 214.2(o)(8)(iii)(A)(1) — is answered by the contemporaneous evidence of the work itself, which is extensive and enclosed.</w:t>
       </w:r>
     </w:p>
     <w:p>
@@ -3513,6 +3989,421 @@
           </w:p>
         </w:tc>
       </w:tr>
+      <w:tr>
+        <w:trPr>
+          <w:tblHeader w:val="false"/>
+        </w:trPr>
+        <w:tc>
+          <w:tcPr>
+            <w:tcW w:type="dxa" w:w="792"/>
+            <w:tcMar>
+              <w:top w:type="dxa" w:w="80"/>
+              <w:left w:type="dxa" w:w="100"/>
+              <w:bottom w:type="dxa" w:w="80"/>
+              <w:right w:type="dxa" w:w="100"/>
+            </w:tcMar>
+          </w:tcPr>
+          <w:p>
+            <w:pPr>
+              <w:spacing w:after="0" w:line="240"/>
+            </w:pPr>
+            <w:r>
+              <w:rPr>
+                <w:rFonts w:ascii="Times New Roman" w:cs="Times New Roman" w:eastAsia="Times New Roman" w:hAnsi="Times New Roman"/>
+                <w:b w:val="false"/>
+                <w:bCs w:val="false"/>
+                <w:sz w:val="21"/>
+                <w:szCs w:val="21"/>
+              </w:rPr>
+              <w:t xml:space="preserve">R</w:t>
+            </w:r>
+          </w:p>
+        </w:tc>
+        <w:tc>
+          <w:tcPr>
+            <w:tcW w:type="dxa" w:w="5976"/>
+            <w:tcMar>
+              <w:top w:type="dxa" w:w="80"/>
+              <w:left w:type="dxa" w:w="100"/>
+              <w:bottom w:type="dxa" w:w="80"/>
+              <w:right w:type="dxa" w:w="100"/>
+            </w:tcMar>
+          </w:tcPr>
+          <w:p>
+            <w:pPr>
+              <w:spacing w:after="0" w:line="240"/>
+            </w:pPr>
+            <w:r>
+              <w:rPr>
+                <w:rFonts w:ascii="Times New Roman" w:cs="Times New Roman" w:eastAsia="Times New Roman" w:hAnsi="Times New Roman"/>
+                <w:b w:val="false"/>
+                <w:bCs w:val="false"/>
+                <w:sz w:val="21"/>
+                <w:szCs w:val="21"/>
+              </w:rPr>
+              <w:t xml:space="preserve">Pay records from the periods immediately before the deferral began and after it ended</w:t>
+            </w:r>
+          </w:p>
+        </w:tc>
+        <w:tc>
+          <w:tcPr>
+            <w:tcW w:type="dxa" w:w="2592"/>
+            <w:tcMar>
+              <w:top w:type="dxa" w:w="80"/>
+              <w:left w:type="dxa" w:w="100"/>
+              <w:bottom w:type="dxa" w:w="80"/>
+              <w:right w:type="dxa" w:w="100"/>
+            </w:tcMar>
+          </w:tcPr>
+          <w:p>
+            <w:pPr>
+              <w:spacing w:after="0" w:line="240"/>
+            </w:pPr>
+            <w:r>
+              <w:rPr>
+                <w:rFonts w:ascii="Times New Roman" w:cs="Times New Roman" w:eastAsia="Times New Roman" w:hAnsi="Times New Roman"/>
+                <w:b w:val="false"/>
+                <w:bCs w:val="false"/>
+                <w:sz w:val="21"/>
+                <w:szCs w:val="21"/>
+              </w:rPr>
+              <w:t xml:space="preserve">[DATES]</w:t>
+            </w:r>
+          </w:p>
+        </w:tc>
+      </w:tr>
+      <w:tr>
+        <w:trPr>
+          <w:tblHeader w:val="false"/>
+        </w:trPr>
+        <w:tc>
+          <w:tcPr>
+            <w:tcW w:type="dxa" w:w="792"/>
+            <w:tcMar>
+              <w:top w:type="dxa" w:w="80"/>
+              <w:left w:type="dxa" w:w="100"/>
+              <w:bottom w:type="dxa" w:w="80"/>
+              <w:right w:type="dxa" w:w="100"/>
+            </w:tcMar>
+          </w:tcPr>
+          <w:p>
+            <w:pPr>
+              <w:spacing w:after="0" w:line="240"/>
+            </w:pPr>
+            <w:r>
+              <w:rPr>
+                <w:rFonts w:ascii="Times New Roman" w:cs="Times New Roman" w:eastAsia="Times New Roman" w:hAnsi="Times New Roman"/>
+                <w:b w:val="false"/>
+                <w:bCs w:val="false"/>
+                <w:sz w:val="21"/>
+                <w:szCs w:val="21"/>
+              </w:rPr>
+              <w:t xml:space="preserve">S</w:t>
+            </w:r>
+          </w:p>
+        </w:tc>
+        <w:tc>
+          <w:tcPr>
+            <w:tcW w:type="dxa" w:w="5976"/>
+            <w:tcMar>
+              <w:top w:type="dxa" w:w="80"/>
+              <w:left w:type="dxa" w:w="100"/>
+              <w:bottom w:type="dxa" w:w="80"/>
+              <w:right w:type="dxa" w:w="100"/>
+            </w:tcMar>
+          </w:tcPr>
+          <w:p>
+            <w:pPr>
+              <w:spacing w:after="0" w:line="240"/>
+            </w:pPr>
+            <w:r>
+              <w:rPr>
+                <w:rFonts w:ascii="Times New Roman" w:cs="Times New Roman" w:eastAsia="Times New Roman" w:hAnsi="Times New Roman"/>
+                <w:b w:val="false"/>
+                <w:bCs w:val="false"/>
+                <w:sz w:val="21"/>
+                <w:szCs w:val="21"/>
+              </w:rPr>
+              <w:t xml:space="preserve">[STATE] corporate filing / annual report identifying the Beneficiary as CEO</w:t>
+            </w:r>
+          </w:p>
+        </w:tc>
+        <w:tc>
+          <w:tcPr>
+            <w:tcW w:type="dxa" w:w="2592"/>
+            <w:tcMar>
+              <w:top w:type="dxa" w:w="80"/>
+              <w:left w:type="dxa" w:w="100"/>
+              <w:bottom w:type="dxa" w:w="80"/>
+              <w:right w:type="dxa" w:w="100"/>
+            </w:tcMar>
+          </w:tcPr>
+          <w:p>
+            <w:pPr>
+              <w:spacing w:after="0" w:line="240"/>
+            </w:pPr>
+            <w:r>
+              <w:rPr>
+                <w:rFonts w:ascii="Times New Roman" w:cs="Times New Roman" w:eastAsia="Times New Roman" w:hAnsi="Times New Roman"/>
+                <w:b w:val="false"/>
+                <w:bCs w:val="false"/>
+                <w:sz w:val="21"/>
+                <w:szCs w:val="21"/>
+              </w:rPr>
+              <w:t xml:space="preserve">[DATE]</w:t>
+            </w:r>
+          </w:p>
+        </w:tc>
+      </w:tr>
+      <w:tr>
+        <w:trPr>
+          <w:tblHeader w:val="false"/>
+        </w:trPr>
+        <w:tc>
+          <w:tcPr>
+            <w:tcW w:type="dxa" w:w="792"/>
+            <w:tcMar>
+              <w:top w:type="dxa" w:w="80"/>
+              <w:left w:type="dxa" w:w="100"/>
+              <w:bottom w:type="dxa" w:w="80"/>
+              <w:right w:type="dxa" w:w="100"/>
+            </w:tcMar>
+          </w:tcPr>
+          <w:p>
+            <w:pPr>
+              <w:spacing w:after="0" w:line="240"/>
+            </w:pPr>
+            <w:r>
+              <w:rPr>
+                <w:rFonts w:ascii="Times New Roman" w:cs="Times New Roman" w:eastAsia="Times New Roman" w:hAnsi="Times New Roman"/>
+                <w:b w:val="false"/>
+                <w:bCs w:val="false"/>
+                <w:sz w:val="21"/>
+                <w:szCs w:val="21"/>
+              </w:rPr>
+              <w:t xml:space="preserve">T</w:t>
+            </w:r>
+          </w:p>
+        </w:tc>
+        <w:tc>
+          <w:tcPr>
+            <w:tcW w:type="dxa" w:w="5976"/>
+            <w:tcMar>
+              <w:top w:type="dxa" w:w="80"/>
+              <w:left w:type="dxa" w:w="100"/>
+              <w:bottom w:type="dxa" w:w="80"/>
+              <w:right w:type="dxa" w:w="100"/>
+            </w:tcMar>
+          </w:tcPr>
+          <w:p>
+            <w:pPr>
+              <w:spacing w:after="0" w:line="240"/>
+            </w:pPr>
+            <w:r>
+              <w:rPr>
+                <w:rFonts w:ascii="Times New Roman" w:cs="Times New Roman" w:eastAsia="Times New Roman" w:hAnsi="Times New Roman"/>
+                <w:b w:val="false"/>
+                <w:bCs w:val="false"/>
+                <w:sz w:val="21"/>
+                <w:szCs w:val="21"/>
+              </w:rPr>
+              <w:t xml:space="preserve">Corporate banking signature authority and officer authorization records</w:t>
+            </w:r>
+          </w:p>
+        </w:tc>
+        <w:tc>
+          <w:tcPr>
+            <w:tcW w:type="dxa" w:w="2592"/>
+            <w:tcMar>
+              <w:top w:type="dxa" w:w="80"/>
+              <w:left w:type="dxa" w:w="100"/>
+              <w:bottom w:type="dxa" w:w="80"/>
+              <w:right w:type="dxa" w:w="100"/>
+            </w:tcMar>
+          </w:tcPr>
+          <w:p>
+            <w:pPr>
+              <w:spacing w:after="0" w:line="240"/>
+            </w:pPr>
+            <w:r>
+              <w:rPr>
+                <w:rFonts w:ascii="Times New Roman" w:cs="Times New Roman" w:eastAsia="Times New Roman" w:hAnsi="Times New Roman"/>
+                <w:b w:val="false"/>
+                <w:bCs w:val="false"/>
+                <w:sz w:val="21"/>
+                <w:szCs w:val="21"/>
+              </w:rPr>
+              <w:t xml:space="preserve">[DATE]</w:t>
+            </w:r>
+          </w:p>
+        </w:tc>
+      </w:tr>
+      <w:tr>
+        <w:trPr>
+          <w:tblHeader w:val="false"/>
+        </w:trPr>
+        <w:tc>
+          <w:tcPr>
+            <w:tcW w:type="dxa" w:w="792"/>
+            <w:tcMar>
+              <w:top w:type="dxa" w:w="80"/>
+              <w:left w:type="dxa" w:w="100"/>
+              <w:bottom w:type="dxa" w:w="80"/>
+              <w:right w:type="dxa" w:w="100"/>
+            </w:tcMar>
+          </w:tcPr>
+          <w:p>
+            <w:pPr>
+              <w:spacing w:after="0" w:line="240"/>
+            </w:pPr>
+            <w:r>
+              <w:rPr>
+                <w:rFonts w:ascii="Times New Roman" w:cs="Times New Roman" w:eastAsia="Times New Roman" w:hAnsi="Times New Roman"/>
+                <w:b w:val="false"/>
+                <w:bCs w:val="false"/>
+                <w:sz w:val="21"/>
+                <w:szCs w:val="21"/>
+              </w:rPr>
+              <w:t xml:space="preserve">U</w:t>
+            </w:r>
+          </w:p>
+        </w:tc>
+        <w:tc>
+          <w:tcPr>
+            <w:tcW w:type="dxa" w:w="5976"/>
+            <w:tcMar>
+              <w:top w:type="dxa" w:w="80"/>
+              <w:left w:type="dxa" w:w="100"/>
+              <w:bottom w:type="dxa" w:w="80"/>
+              <w:right w:type="dxa" w:w="100"/>
+            </w:tcMar>
+          </w:tcPr>
+          <w:p>
+            <w:pPr>
+              <w:spacing w:after="0" w:line="240"/>
+            </w:pPr>
+            <w:r>
+              <w:rPr>
+                <w:rFonts w:ascii="Times New Roman" w:cs="Times New Roman" w:eastAsia="Times New Roman" w:hAnsi="Times New Roman"/>
+                <w:b w:val="false"/>
+                <w:bCs w:val="false"/>
+                <w:sz w:val="21"/>
+                <w:szCs w:val="21"/>
+              </w:rPr>
+              <w:t xml:space="preserve">Letter from Octet’s [CPA / BOOKKEEPER] confirming the accrued compensation entries</w:t>
+            </w:r>
+          </w:p>
+        </w:tc>
+        <w:tc>
+          <w:tcPr>
+            <w:tcW w:type="dxa" w:w="2592"/>
+            <w:tcMar>
+              <w:top w:type="dxa" w:w="80"/>
+              <w:left w:type="dxa" w:w="100"/>
+              <w:bottom w:type="dxa" w:w="80"/>
+              <w:right w:type="dxa" w:w="100"/>
+            </w:tcMar>
+          </w:tcPr>
+          <w:p>
+            <w:pPr>
+              <w:spacing w:after="0" w:line="240"/>
+            </w:pPr>
+            <w:r>
+              <w:rPr>
+                <w:rFonts w:ascii="Times New Roman" w:cs="Times New Roman" w:eastAsia="Times New Roman" w:hAnsi="Times New Roman"/>
+                <w:b w:val="false"/>
+                <w:bCs w:val="false"/>
+                <w:sz w:val="21"/>
+                <w:szCs w:val="21"/>
+              </w:rPr>
+              <w:t xml:space="preserve">—</w:t>
+            </w:r>
+          </w:p>
+        </w:tc>
+      </w:tr>
+      <w:tr>
+        <w:trPr>
+          <w:tblHeader w:val="false"/>
+        </w:trPr>
+        <w:tc>
+          <w:tcPr>
+            <w:tcW w:type="dxa" w:w="792"/>
+            <w:tcMar>
+              <w:top w:type="dxa" w:w="80"/>
+              <w:left w:type="dxa" w:w="100"/>
+              <w:bottom w:type="dxa" w:w="80"/>
+              <w:right w:type="dxa" w:w="100"/>
+            </w:tcMar>
+          </w:tcPr>
+          <w:p>
+            <w:pPr>
+              <w:spacing w:after="0" w:line="240"/>
+            </w:pPr>
+            <w:r>
+              <w:rPr>
+                <w:rFonts w:ascii="Times New Roman" w:cs="Times New Roman" w:eastAsia="Times New Roman" w:hAnsi="Times New Roman"/>
+                <w:b w:val="false"/>
+                <w:bCs w:val="false"/>
+                <w:sz w:val="21"/>
+                <w:szCs w:val="21"/>
+              </w:rPr>
+              <w:t xml:space="preserve">V</w:t>
+            </w:r>
+          </w:p>
+        </w:tc>
+        <w:tc>
+          <w:tcPr>
+            <w:tcW w:type="dxa" w:w="5976"/>
+            <w:tcMar>
+              <w:top w:type="dxa" w:w="80"/>
+              <w:left w:type="dxa" w:w="100"/>
+              <w:bottom w:type="dxa" w:w="80"/>
+              <w:right w:type="dxa" w:w="100"/>
+            </w:tcMar>
+          </w:tcPr>
+          <w:p>
+            <w:pPr>
+              <w:spacing w:after="0" w:line="240"/>
+            </w:pPr>
+            <w:r>
+              <w:rPr>
+                <w:rFonts w:ascii="Times New Roman" w:cs="Times New Roman" w:eastAsia="Times New Roman" w:hAnsi="Times New Roman"/>
+                <w:b w:val="false"/>
+                <w:bCs w:val="false"/>
+                <w:sz w:val="21"/>
+                <w:szCs w:val="21"/>
+              </w:rPr>
+              <w:t xml:space="preserve">Records of the payroll suspension and its reinstatement [IF APPLICABLE]</w:t>
+            </w:r>
+          </w:p>
+        </w:tc>
+        <w:tc>
+          <w:tcPr>
+            <w:tcW w:type="dxa" w:w="2592"/>
+            <w:tcMar>
+              <w:top w:type="dxa" w:w="80"/>
+              <w:left w:type="dxa" w:w="100"/>
+              <w:bottom w:type="dxa" w:w="80"/>
+              <w:right w:type="dxa" w:w="100"/>
+            </w:tcMar>
+          </w:tcPr>
+          <w:p>
+            <w:pPr>
+              <w:spacing w:after="0" w:line="240"/>
+            </w:pPr>
+            <w:r>
+              <w:rPr>
+                <w:rFonts w:ascii="Times New Roman" w:cs="Times New Roman" w:eastAsia="Times New Roman" w:hAnsi="Times New Roman"/>
+                <w:b w:val="false"/>
+                <w:bCs w:val="false"/>
+                <w:sz w:val="21"/>
+                <w:szCs w:val="21"/>
+              </w:rPr>
+              <w:t xml:space="preserve">[DATES]</w:t>
+            </w:r>
+          </w:p>
+        </w:tc>
+      </w:tr>
     </w:tbl>
     <w:p>
       <w:pPr>
@@ -3655,7 +4546,7 @@
           <w:sz w:val="23"/>
           <w:szCs w:val="23"/>
         </w:rPr>
-        <w:t xml:space="preserve"> RFE coversheet; original RFE notice; Exhibits A–Q</w:t>
+        <w:t xml:space="preserve"> RFE coversheet; original RFE notice; Exhibits A–V</w:t>
       </w:r>
     </w:p>
     <w:sectPr>
@@ -3906,6 +4797,18 @@
       </w:pPr>
     </w:lvl>
   </w:abstractNum>
+  <w:abstractNum w:abstractNumId="4" w15:restartNumberingAfterBreak="0">
+    <w:multiLevelType w:val="hybridMultilevel"/>
+    <w:lvl w:ilvl="0" w15:tentative="1">
+      <w:start w:val="1"/>
+      <w:numFmt w:val="decimal"/>
+      <w:lvlText w:val="%1."/>
+      <w:lvlJc w:val="start"/>
+      <w:pPr>
+        <w:ind w:left="720" w:hanging="360"/>
+      </w:pPr>
+    </w:lvl>
+  </w:abstractNum>
   <w:num w:numId="1">
     <w:abstractNumId w:val="1"/>
     <w:lvlOverride w:ilvl="0">
@@ -3920,6 +4823,12 @@
   </w:num>
   <w:num w:numId="3">
     <w:abstractNumId w:val="3"/>
+    <w:lvlOverride w:ilvl="0">
+      <w:startOverride w:val="1"/>
+    </w:lvlOverride>
+  </w:num>
+  <w:num w:numId="4">
+    <w:abstractNumId w:val="4"/>
     <w:lvlOverride w:ilvl="0">
       <w:startOverride w:val="1"/>
     </w:lvlOverride>
